--- a/projects/德国主体合同/德国主体_WEEE合同模板_Leistungsvertrag_Kunde mit Sitz in Deutschland_WEEE.docx
+++ b/projects/德国主体合同/德国主体_WEEE合同模板_Leistungsvertrag_Kunde mit Sitz in Deutschland_WEEE.docx
@@ -6290,7 +6290,7 @@
           <w:sz w:val="20"/>
           <w:szCs w:val="20"/>
         </w:rPr>
-        <w:t xml:space="preserve">________________________________ </w:t>
+        <w:t>{company_name_en}</w:t>
       </w:r>
     </w:p>
     <w:p>
@@ -6306,7 +6306,7 @@
           <w:sz w:val="20"/>
           <w:szCs w:val="20"/>
         </w:rPr>
-        <w:t xml:space="preserve">________________________________ </w:t>
+        <w:t>{company_address}</w:t>
       </w:r>
     </w:p>
     <w:p>
@@ -6322,7 +6322,7 @@
           <w:sz w:val="20"/>
           <w:szCs w:val="20"/>
         </w:rPr>
-        <w:t xml:space="preserve">________________________________ </w:t>
+        <w:t>{registered_address_en}</w:t>
       </w:r>
     </w:p>
     <w:p>
@@ -6976,7 +6976,7 @@
           <w:sz w:val="20"/>
           <w:szCs w:val="20"/>
         </w:rPr>
-        <w:t xml:space="preserve">________________________________ </w:t>
+        <w:t>{contact_phone}</w:t>
       </w:r>
     </w:p>
     <w:p>
@@ -6992,7 +6992,7 @@
           <w:sz w:val="20"/>
           <w:szCs w:val="20"/>
         </w:rPr>
-        <w:t xml:space="preserve">________________________________ </w:t>
+        <w:t>{contact_email}</w:t>
       </w:r>
     </w:p>
     <w:p>
@@ -7008,7 +7008,7 @@
           <w:sz w:val="20"/>
           <w:szCs w:val="20"/>
         </w:rPr>
-        <w:t xml:space="preserve">________________________________ </w:t>
+        <w:t>{legal_representative}</w:t>
       </w:r>
     </w:p>
     <w:p>
@@ -7025,7 +7025,7 @@
           <w:sz w:val="20"/>
           <w:szCs w:val="20"/>
         </w:rPr>
-        <w:t>________________________________</w:t>
+        <w:t>{uscc}</w:t>
       </w:r>
     </w:p>
     <w:p>
